--- a/ms-2026-05-27v2.docx
+++ b/ms-2026-05-27v2.docx
@@ -884,7 +884,7 @@
         <w:fldChar w:fldCharType="end"/>
       </w:r>
       <w:r>
-        <w:t xml:space="preserve">and recently </w:t>
+        <w:t xml:space="preserve">andrecently </w:t>
       </w:r>
       <w:bookmarkStart w:id="10" w:name="ZOTERO_BREF_2bTJlJjriYWb"/>
       <w:r>
@@ -897,41 +897,7 @@
     </w:p>
     <w:p>
       <w:r>
-        <w:t xml:space="preserve">The older, 83-type scheme primarily categorizes indels based on the number of bases inserted or deleted, and for single-base insertions and deletions the identity of the deleted or inserted base (conventionally shown as pyrimidines, C or T) </w:t>
-      </w:r>
-      <w:bookmarkStart w:id="11" w:name="ZOTERO_BREF_DLfsir5mroQA"/>
-      <w:r>
-        <w:t>(</w:t>
-      </w:r>
-      <w:commentRangeStart w:id="12"/>
-      <w:commentRangeStart w:id="13"/>
-      <w:r>
-        <w:t>Rozen 2026</w:t>
-      </w:r>
-      <w:commentRangeEnd w:id="13"/>
-      <w:r>
-        <w:rPr>
-          <w:rStyle w:val="CommentReference"/>
-          <w:sz w:val="24"/>
-          <w:szCs w:val="24"/>
-        </w:rPr>
-        <w:commentReference w:id="13"/>
-      </w:r>
-      <w:commentRangeEnd w:id="12"/>
-      <w:r>
-        <w:rPr>
-          <w:rStyle w:val="CommentReference"/>
-          <w:sz w:val="24"/>
-          <w:szCs w:val="24"/>
-        </w:rPr>
-        <w:commentReference w:id="12"/>
-      </w:r>
-      <w:r>
-        <w:t>)</w:t>
-      </w:r>
-      <w:bookmarkEnd w:id="11"/>
-      <w:r>
-        <w:t>. For these single-base indels, the classification also considers the number of flanking C or T residues (Figure 1A). Indels longer than 1 base are further classified by their occu</w:t>
+        <w:t>The older, 83-type scheme primarily categorizes indels based on the number of bases inserted or deleted, and for single-base insertions and deletions the identity of the deleted or inserted base (conventionally shown as pyrimidines, C or T). For these single-base indels, the classification also considers the number of flanking C or T residues (Figure 1A). Indels longer than 1 base are further classified by their occu</w:t>
       </w:r>
       <w:r>
         <w:rPr>
@@ -949,19 +915,10 @@
         <w:t xml:space="preserve"> deletions</w:t>
       </w:r>
       <w:r>
-        <w:t xml:space="preserve"> of</w:t>
-      </w:r>
-      <w:r>
-        <w:rPr>
-          <w:rFonts w:hint="eastAsia"/>
-        </w:rPr>
-        <w:t xml:space="preserve"> </w:t>
-      </w:r>
-      <w:r>
-        <w:rPr>
-          <w:rFonts w:hint="eastAsia"/>
-        </w:rPr>
-        <w:t>≥</w:t>
+        <w:t xml:space="preserve"> o</w:t>
+      </w:r>
+      <w:r>
+        <w:t>f ≥</w:t>
       </w:r>
       <w:r>
         <w:rPr>
@@ -1073,11 +1030,11 @@
       <w:r>
         <w:t xml:space="preserve">One of the new classification schemes is based on 476 types of indel and one is based on 89 types, which mainly consolidates similar mutation types in the 476-type classification into coarser-grained mutation types </w:t>
       </w:r>
-      <w:bookmarkStart w:id="14" w:name="ZOTERO_BREF_6zFIi2vPZWZ4"/>
+      <w:bookmarkStart w:id="11" w:name="ZOTERO_BREF_6zFIi2vPZWZ4"/>
       <w:r>
         <w:t>(Koh et al. 2025)</w:t>
       </w:r>
-      <w:bookmarkEnd w:id="14"/>
+      <w:bookmarkEnd w:id="11"/>
       <w:r>
         <w:t xml:space="preserve"> </w:t>
       </w:r>
@@ -1085,7 +1042,7 @@
         <w:rPr>
           <w:shd w:val="clear" w:color="auto" w:fill="00FFFF"/>
         </w:rPr>
-        <w:t>(Figure 1, Table S1 &lt;rosetta_stone&gt; )</w:t>
+        <w:t>(Figure 1, Table S1)</w:t>
       </w:r>
       <w:r>
         <w:rPr>
@@ -1094,11 +1051,11 @@
         <w:t>.</w:t>
       </w:r>
       <w:r>
-        <w:t xml:space="preserve"> A </w:t>
+        <w:t xml:space="preserve"> A prominent distinction is </w:t>
       </w:r>
       <w:r>
         <w:lastRenderedPageBreak/>
-        <w:t xml:space="preserve">prominent distinction is that, unlike the 83-type classification scheme, both the new classifications distinguish different types indels of a single T or C according to the non-T (respectively, non-C) flaking bases. This dramatically improves discrimination between mutational spectra and signatures containing single-base indels, which are present in most signatures. </w:t>
+        <w:t xml:space="preserve">that, unlike the 83-type classification scheme, both the new classifications distinguish different types indels of a single T or C according to the non-T (respectively, non-C) flaking bases. This dramatically improves discrimination between mutational spectra and signatures containing single-base indels, which are present in most signatures. </w:t>
       </w:r>
     </w:p>
     <w:p>
@@ -1238,11 +1195,11 @@
         <w:t>9-type</w:t>
       </w:r>
       <w:r>
-        <w:t xml:space="preserve"> signatures by collapsing the 476-type signatures to 89-type signatures and comparing the collapsed signatures to signatures identified in the 89-type </w:t>
+        <w:t xml:space="preserve"> signatures by collapsing the 476-type signatures to 89-type signatures and comparing the collapsed signatures to signatures identified in the 89-type classification. We used tumor samples with spectra dominated by single signatures to map </w:t>
       </w:r>
       <w:r>
         <w:lastRenderedPageBreak/>
-        <w:t>classification. We used tumor samples with spectra dominated by single signatures to map signatures in the 83-type classification to signatures in the other two classifications. We further profiled signatures’ replication timing, asymmetry</w:t>
+        <w:t>signatures in the 83-type classification to signatures in the other two classifications. We further profiled signatures’ replication timing, asymmetry</w:t>
       </w:r>
       <w:r>
         <w:rPr>
@@ -1316,19 +1273,19 @@
       <w:r>
         <w:t xml:space="preserve">We identified indel signatures in all three classifications from a total of 6,975 cancer genomes encompassing 32 cancer types using a method based on hierarchical Dirichlet processes  </w:t>
       </w:r>
-      <w:bookmarkStart w:id="15" w:name="ZOTERO_BREF_sXKgi2ptdMXh"/>
+      <w:bookmarkStart w:id="12" w:name="ZOTERO_BREF_sXKgi2ptdMXh"/>
       <w:r>
         <w:t>(Liu et al. 2023)</w:t>
       </w:r>
-      <w:bookmarkEnd w:id="15"/>
+      <w:bookmarkEnd w:id="12"/>
       <w:r>
         <w:t xml:space="preserve">, and a method based on non-negative matrix factorization </w:t>
       </w:r>
-      <w:bookmarkStart w:id="16" w:name="ZOTERO_BREF_Ax2rB3g50il2"/>
+      <w:bookmarkStart w:id="13" w:name="ZOTERO_BREF_Ax2rB3g50il2"/>
       <w:r>
         <w:t>(Islam et al. 2022)</w:t>
       </w:r>
-      <w:bookmarkEnd w:id="16"/>
+      <w:bookmarkEnd w:id="13"/>
       <w:r>
         <w:t xml:space="preserve">. The extracted signatures were broadly consistent between the two methods </w:t>
       </w:r>
@@ -1376,7 +1333,13 @@
         <w:t>35</w:t>
       </w:r>
       <w:r>
-        <w:t xml:space="preserve"> of the 44 signatures we identified tumor spectra with &gt; </w:t>
+        <w:t xml:space="preserve"> of the 44 </w:t>
+      </w:r>
+      <w:r>
+        <w:t>signatures,</w:t>
+      </w:r>
+      <w:r>
+        <w:t xml:space="preserve"> we identified tumor spectra with &gt; </w:t>
       </w:r>
       <w:r>
         <w:rPr>
@@ -1385,17 +1348,13 @@
         <w:t>0.95</w:t>
       </w:r>
       <w:r>
-        <w:t xml:space="preserve"> cosine similarity, and 39 of the </w:t>
-      </w:r>
-      <w:r>
-        <w:lastRenderedPageBreak/>
-        <w:t xml:space="preserve">signatures had tumor spectra with &gt; 0.90 similarity (Table 1). Of the 44 signatures identified in the 89-type classification, similar signatures were previously described for 18 </w:t>
-      </w:r>
-      <w:bookmarkStart w:id="17" w:name="ZOTERO_BREF_DLtC4TQmbVUR"/>
+        <w:t xml:space="preserve"> cosine similarity, and 39 of the signatures had tumor spectra with &gt; 0.90 similarity (Table 1). Of the 44 signatures identified in the 89-type classification, similar signatures were previously described for 18 </w:t>
+      </w:r>
+      <w:bookmarkStart w:id="14" w:name="ZOTERO_BREF_DLtC4TQmbVUR"/>
       <w:r>
         <w:t>(Koh et al. 2025)</w:t>
       </w:r>
-      <w:bookmarkEnd w:id="17"/>
+      <w:bookmarkEnd w:id="14"/>
       <w:r>
         <w:t xml:space="preserve">. </w:t>
       </w:r>
@@ -1406,13 +1365,14 @@
         <w:ind w:firstLine="720"/>
       </w:pPr>
       <w:r>
+        <w:lastRenderedPageBreak/>
         <w:t xml:space="preserve">We also carried out signature discovery in spectra in the 83-type classification, and discovered 34 signatures, of which 20 were similar to signatures in the COSMIC reference set, and 3 additional signatures were similar to signatures identified in </w:t>
       </w:r>
-      <w:bookmarkStart w:id="18" w:name="ZOTERO_BREF_RenPiKIXIJyQ"/>
+      <w:bookmarkStart w:id="15" w:name="ZOTERO_BREF_RenPiKIXIJyQ"/>
       <w:r>
         <w:t>(Jin et al. 2024b)</w:t>
       </w:r>
-      <w:bookmarkEnd w:id="18"/>
+      <w:bookmarkEnd w:id="15"/>
       <w:r>
         <w:t xml:space="preserve"> (Table 1).</w:t>
       </w:r>
@@ -1432,7 +1392,13 @@
         <w:t>(Table S1),</w:t>
       </w:r>
       <w:r>
-        <w:t xml:space="preserve"> we used tumor mutational spectra dominated by individual signatures to systematically elucidate signature correspondences across classifiation schemes. </w:t>
+        <w:t xml:space="preserve"> we used tumor mutational spectra dominated by individual signatures to systematically elucidate signature correspondences across </w:t>
+      </w:r>
+      <w:r>
+        <w:t>classification</w:t>
+      </w:r>
+      <w:r>
+        <w:t xml:space="preserve"> schemes. </w:t>
       </w:r>
       <w:r>
         <w:rPr>
@@ -1445,9 +1411,37 @@
       </w:r>
       <w:r>
         <w:rPr>
+          <w:rFonts w:eastAsia="SimSun"/>
           <w:shd w:val="clear" w:color="auto" w:fill="00FFFF"/>
         </w:rPr>
-        <w:t>&lt;cite vignette and shiny app&gt;</w:t>
+        <w:t>https://indelsigbrowser.shinyapps.io/main</w:t>
+      </w:r>
+      <w:r>
+        <w:rPr>
+          <w:shd w:val="clear" w:color="auto" w:fill="00FFFF"/>
+        </w:rPr>
+        <w:t xml:space="preserve"> </w:t>
+      </w:r>
+      <w:r>
+        <w:rPr>
+          <w:highlight w:val="yellow"/>
+          <w:shd w:val="clear" w:color="auto" w:fill="00FFFF"/>
+        </w:rPr>
+        <w:t xml:space="preserve">Do we want </w:t>
+      </w:r>
+      <w:r>
+        <w:rPr>
+          <w:highlight w:val="yellow"/>
+          <w:shd w:val="clear" w:color="auto" w:fill="00FFFF"/>
+        </w:rPr>
+        <w:t xml:space="preserve">reference </w:t>
+      </w:r>
+      <w:r>
+        <w:rPr>
+          <w:highlight w:val="yellow"/>
+          <w:shd w:val="clear" w:color="auto" w:fill="00FFFF"/>
+        </w:rPr>
+        <w:t>a PDF or html version of the vignette doc?</w:t>
       </w:r>
     </w:p>
     <w:p>
@@ -1465,35 +1459,140 @@
         <w:t>≥</w:t>
       </w:r>
       <w:r>
-        <w:t xml:space="preserve"> 6 Ts, which in the older, 83 type classificaiton, consitute a single class of &gt; 8.5 million deletions. In COSMIC reference signature ID2 in the 83-type classification consists exclusively of this class of deletions. The new indel classifications divide ID2 into three classes. Among these, InsDel2b is dominated by deletions of T from tracts of 5 to 7 Ts. InsDel2a and InsDel2c are dominated by deletions of </w:t>
+        <w:t xml:space="preserve"> 6 Ts, which in the older, 83 type </w:t>
+      </w:r>
+      <w:r>
+        <w:t>classification</w:t>
+      </w:r>
+      <w:r>
+        <w:t xml:space="preserve">, </w:t>
+      </w:r>
+      <w:r>
+        <w:t>constitute</w:t>
+      </w:r>
+      <w:r>
+        <w:t xml:space="preserve"> a single class of &gt; 8.5 million deletions</w:t>
+      </w:r>
+      <w:r>
+        <w:t xml:space="preserve"> </w:t>
+      </w:r>
+      <w:r>
+        <w:rPr>
+          <w:highlight w:val="yellow"/>
+        </w:rPr>
+        <w:t>&lt;out of how many?&gt;</w:t>
+      </w:r>
+      <w:r>
+        <w:t xml:space="preserve">. In COSMIC reference signature ID2 in the 83-type classification consists exclusively of this class of deletions. The new indel classifications divide ID2 into three </w:t>
+      </w:r>
+      <w:r>
+        <w:t>signature</w:t>
+      </w:r>
+      <w:r>
+        <w:t xml:space="preserve">. Among these, InsDel2b is dominated by deletions of T from tracts of 5 to 7 Ts. InsDel2a and InsDel2c are dominated by deletions of </w:t>
       </w:r>
       <w:r>
         <w:rPr>
           <w:rFonts w:ascii="Liberation Serif" w:eastAsia="Liberation Serif" w:hAnsi="Liberation Serif" w:cs="Liberation Serif"/>
         </w:rPr>
-        <w:t>≥ 8 Ts but are distinguised by InsDel2a’s preference of flanking A bases and InsDelc’s preference for flanking C bases.</w:t>
+        <w:t xml:space="preserve">≥ 8 Ts but are </w:t>
+      </w:r>
+      <w:r>
+        <w:rPr>
+          <w:rFonts w:ascii="Liberation Serif" w:eastAsia="Liberation Serif" w:hAnsi="Liberation Serif" w:cs="Liberation Serif"/>
+        </w:rPr>
+        <w:t>distinguished</w:t>
+      </w:r>
+      <w:r>
+        <w:rPr>
+          <w:rFonts w:ascii="Liberation Serif" w:eastAsia="Liberation Serif" w:hAnsi="Liberation Serif" w:cs="Liberation Serif"/>
+        </w:rPr>
+        <w:t xml:space="preserve"> by InsDel2a’s preference of flanking A bases and InsDel</w:t>
+      </w:r>
+      <w:r>
+        <w:rPr>
+          <w:rFonts w:ascii="Liberation Serif" w:eastAsia="Liberation Serif" w:hAnsi="Liberation Serif" w:cs="Liberation Serif"/>
+        </w:rPr>
+        <w:t>1</w:t>
+      </w:r>
+      <w:r>
+        <w:rPr>
+          <w:rFonts w:ascii="Liberation Serif" w:eastAsia="Liberation Serif" w:hAnsi="Liberation Serif" w:cs="Liberation Serif"/>
+        </w:rPr>
+        <w:t>c’s preference for flanking C bases.</w:t>
       </w:r>
       <w:r>
         <w:t xml:space="preserve"> </w:t>
       </w:r>
       <w:r>
+        <w:t xml:space="preserve">&lt;move this&gt; </w:t>
+      </w:r>
+      <w:r>
         <w:rPr>
           <w:color w:val="000000"/>
-        </w:rPr>
-        <w:t xml:space="preserve">Insdel2a and InsDel2b are strongly enriched among MSI-H tumors </w:t>
+          <w:highlight w:val="yellow"/>
+        </w:rPr>
+        <w:t>Insdel2</w:t>
       </w:r>
       <w:r>
         <w:rPr>
           <w:color w:val="000000"/>
+          <w:highlight w:val="yellow"/>
+        </w:rPr>
+        <w:t>b</w:t>
+      </w:r>
+      <w:r>
+        <w:rPr>
+          <w:color w:val="000000"/>
+          <w:highlight w:val="yellow"/>
+        </w:rPr>
+        <w:t xml:space="preserve"> and InsDel2</w:t>
+      </w:r>
+      <w:r>
+        <w:rPr>
+          <w:color w:val="000000"/>
+          <w:highlight w:val="yellow"/>
+        </w:rPr>
+        <w:t>c</w:t>
+      </w:r>
+      <w:r>
+        <w:rPr>
+          <w:color w:val="000000"/>
+          <w:highlight w:val="yellow"/>
+        </w:rPr>
+        <w:t xml:space="preserve"> are strongly enriched among MSI-H tumors </w:t>
+      </w:r>
+      <w:r>
+        <w:rPr>
+          <w:color w:val="000000"/>
+          <w:highlight w:val="yellow"/>
           <w:shd w:val="clear" w:color="auto" w:fill="00FFFF"/>
         </w:rPr>
-        <w:t>&lt;reference new plot based on fisher test?&gt;</w:t>
+        <w:t>&lt;reference new plot based on fisher test?</w:t>
       </w:r>
       <w:r>
         <w:rPr>
           <w:color w:val="000000"/>
-        </w:rPr>
-        <w:t>.</w:t>
+          <w:highlight w:val="yellow"/>
+          <w:shd w:val="clear" w:color="auto" w:fill="00FFFF"/>
+        </w:rPr>
+        <w:t xml:space="preserve"> This is currently figure </w:t>
+      </w:r>
+      <w:r>
+        <w:rPr>
+          <w:color w:val="000000"/>
+          <w:highlight w:val="yellow"/>
+          <w:shd w:val="clear" w:color="auto" w:fill="00FFFF"/>
+        </w:rPr>
+        <w:t xml:space="preserve">5; </w:t>
+      </w:r>
+      <w:r>
+        <w:rPr>
+          <w:color w:val="000000"/>
+          <w:highlight w:val="yellow"/>
+          <w:shd w:val="clear" w:color="auto" w:fill="00FFFF"/>
+        </w:rPr>
+        <w:t>move to the attribution section&gt;</w:t>
       </w:r>
     </w:p>
     <w:p>
@@ -1502,7 +1601,10 @@
         <w:ind w:firstLine="720"/>
       </w:pPr>
       <w:r>
-        <w:t xml:space="preserve">The ability of the 89 and 476-type systems to distinguish signatures that the 83 type merged was also clear for insertions of single T bases into tracts of </w:t>
+        <w:t xml:space="preserve">Like deletions of single T bases from long poly-T tracts, </w:t>
+      </w:r>
+      <w:r>
+        <w:t xml:space="preserve">insertions of single T bases into tracts of </w:t>
       </w:r>
       <w:r>
         <w:rPr>
@@ -1511,7 +1613,28 @@
         <w:t>≥</w:t>
       </w:r>
       <w:r>
-        <w:t xml:space="preserve"> 5 Ts. In the 83-type classification these constitute a single class of &gt; 3.3 million insertions, and COSMIC reference signature ID1 in the 83-type system consists exclusively of this class of insertions. InsDel1a has the largest proportion of insertions into tracts of </w:t>
+        <w:t xml:space="preserve"> 5 Ts</w:t>
+      </w:r>
+      <w:r>
+        <w:t xml:space="preserve"> also showed that</w:t>
+      </w:r>
+      <w:r>
+        <w:t xml:space="preserve"> the 89 and 476-type systems distinguish signatures that the 83</w:t>
+      </w:r>
+      <w:r>
+        <w:t>-t</w:t>
+      </w:r>
+      <w:r>
+        <w:t xml:space="preserve">ype </w:t>
+      </w:r>
+      <w:r>
+        <w:t xml:space="preserve">classification </w:t>
+      </w:r>
+      <w:r>
+        <w:t>does not. In the data we analyzed there were 3.3 million insertion</w:t>
+      </w:r>
+      <w:r>
+        <w:t xml:space="preserve">s of single T bases into tracts of </w:t>
       </w:r>
       <w:r>
         <w:rPr>
@@ -1520,19 +1643,115 @@
         <w:t>≥</w:t>
       </w:r>
       <w:r>
-        <w:t xml:space="preserve"> 8T and InsDel1b has the smallest proportion, </w:t>
+        <w:t xml:space="preserve"> 5 Ts</w:t>
+      </w:r>
+      <w:r>
+        <w:t>,</w:t>
+      </w:r>
+      <w:r>
+        <w:t xml:space="preserve"> </w:t>
+      </w:r>
+      <w:r>
+        <w:t xml:space="preserve">which in the 83-type system constitutes a single mutation class, and </w:t>
+      </w:r>
+      <w:r>
+        <w:t xml:space="preserve">COSMIC reference signature ID1 consists exclusively of this class of insertions. </w:t>
+      </w:r>
+      <w:r>
+        <w:t>T</w:t>
+      </w:r>
+      <w:r>
+        <w:t xml:space="preserve">he new </w:t>
+      </w:r>
+      <w:r>
+        <w:t xml:space="preserve">indel </w:t>
       </w:r>
       <w:r>
         <w:lastRenderedPageBreak/>
-        <w:t xml:space="preserve">while InsDel1c has an intermediate proportion. Compared to InsDel1b, InsDel1a and InsDel1c have larger proportions of A to the left of the poly-T tract and G to right, and smaller proportions of C to the left of the poly-T tract with C or A to the right. Several tumor with high proportions of InsDel1b (&gt; 0.4) have mutation in the proofreading domain of polymerase epsilon </w:t>
+        <w:t>classification</w:t>
+      </w:r>
+      <w:r>
+        <w:t xml:space="preserve">s divide ID1 into three signatures. Among these, </w:t>
+      </w:r>
+      <w:r>
+        <w:t xml:space="preserve">InsDel1a has the largest proportion of insertions into tracts of </w:t>
+      </w:r>
+      <w:r>
+        <w:rPr>
+          <w:rFonts w:ascii="Liberation Serif" w:eastAsia="Liberation Serif" w:hAnsi="Liberation Serif" w:cs="Liberation Serif"/>
+        </w:rPr>
+        <w:t>≥</w:t>
+      </w:r>
+      <w:r>
+        <w:t xml:space="preserve"> 8</w:t>
+      </w:r>
+      <w:r>
+        <w:t xml:space="preserve"> </w:t>
+      </w:r>
+      <w:r>
+        <w:t>T</w:t>
+      </w:r>
+      <w:r>
+        <w:t>s</w:t>
+      </w:r>
+      <w:r>
+        <w:t xml:space="preserve"> and InsDel1b has the smallest proportion, while InsDel1c has an intermediate proportion. Compared to InsDel1b, InsDel1a and InsDel1c have larger proportions of A to the left of the poly-T tract and G to right, and smaller proportions of C to the left of the poly-T tract with C or A to the right. Several tumor</w:t>
+      </w:r>
+      <w:r>
+        <w:t>s</w:t>
+      </w:r>
+      <w:r>
+        <w:t xml:space="preserve"> with high proportions of InsDel1b (&gt; 0.4) have mutation in the proofreading domain of polymerase epsilon </w:t>
       </w:r>
       <w:r>
         <w:rPr>
           <w:shd w:val="clear" w:color="auto" w:fill="00FFFF"/>
         </w:rPr>
-        <w:t>&lt;references for pole, Table S9, Koh (InD15) mabe add cancer type (mostly colon in table S9&gt;</w:t>
-      </w:r>
-      <w:r>
+        <w:t>(</w:t>
+      </w:r>
+      <w:r>
+        <w:rPr>
+          <w:shd w:val="clear" w:color="auto" w:fill="00FFFF"/>
+        </w:rPr>
+        <w:t xml:space="preserve"> Table S9</w:t>
+      </w:r>
+      <w:r>
+        <w:rPr>
+          <w:shd w:val="clear" w:color="auto" w:fill="00FFFF"/>
+        </w:rPr>
+        <w:t>)</w:t>
+      </w:r>
+      <w:r>
+        <w:rPr>
+          <w:shd w:val="clear" w:color="auto" w:fill="00FFFF"/>
+        </w:rPr>
+        <w:t xml:space="preserve">, </w:t>
+      </w:r>
+      <w:r>
+        <w:rPr>
+          <w:highlight w:val="yellow"/>
+          <w:shd w:val="clear" w:color="auto" w:fill="00FFFF"/>
+        </w:rPr>
+        <w:t xml:space="preserve">mention </w:t>
+      </w:r>
+      <w:r>
+        <w:rPr>
+          <w:highlight w:val="yellow"/>
+          <w:shd w:val="clear" w:color="auto" w:fill="00FFFF"/>
+        </w:rPr>
+        <w:t>Koh InD15</w:t>
+      </w:r>
+      <w:r>
+        <w:rPr>
+          <w:highlight w:val="yellow"/>
+          <w:shd w:val="clear" w:color="auto" w:fill="00FFFF"/>
+        </w:rPr>
+        <w:t>?</w:t>
+      </w:r>
+      <w:r>
+        <w:rPr>
+          <w:highlight w:val="yellow"/>
+        </w:rPr>
         <w:t>.</w:t>
       </w:r>
     </w:p>
@@ -1545,7 +1764,43 @@
         <w:rPr>
           <w:rFonts w:eastAsia="SimSun" w:hint="eastAsia"/>
         </w:rPr>
-        <w:t>However, there were two cases in which the 83-type and 476 type systems clearly differentiated signatures that were almost identical the 89-type system. One case consisted of InsDel13 and InsDelC. These are nearly identical in the 89-type system, which groups deletions of single Ts in stretches of 1, 2, 3, or 4 Ts as a single deletion type. However the 83 and 476 type systems show that InsDelC has deletions of 1 T from ATA (ATA</w:t>
+        <w:t xml:space="preserve">However, there were two cases in which the 83-type and 476 type systems clearly differentiated signatures that were almost </w:t>
+      </w:r>
+      <w:r>
+        <w:rPr>
+          <w:rFonts w:eastAsia="SimSun"/>
+        </w:rPr>
+        <w:t>identical to</w:t>
+      </w:r>
+      <w:r>
+        <w:rPr>
+          <w:rFonts w:eastAsia="SimSun" w:hint="eastAsia"/>
+        </w:rPr>
+        <w:t xml:space="preserve"> the 89-type system. One case consisted of InsDel13 and InsDel</w:t>
+      </w:r>
+      <w:r>
+        <w:rPr>
+          <w:rFonts w:eastAsia="SimSun"/>
+        </w:rPr>
+        <w:t>_</w:t>
+      </w:r>
+      <w:r>
+        <w:rPr>
+          <w:rFonts w:eastAsia="SimSun" w:hint="eastAsia"/>
+        </w:rPr>
+        <w:t>C. These are nearly identical in the 89-type system, which groups deletions of single Ts in stretches of 1, 2, 3, or 4 Ts as a single deletion type. However the 83 and 476 type systems show that InsDel</w:t>
+      </w:r>
+      <w:r>
+        <w:rPr>
+          <w:rFonts w:eastAsia="SimSun"/>
+        </w:rPr>
+        <w:t>_</w:t>
+      </w:r>
+      <w:r>
+        <w:rPr>
+          <w:rFonts w:eastAsia="SimSun" w:hint="eastAsia"/>
+        </w:rPr>
+        <w:t>C has deletions of 1 T from ATA (ATA</w:t>
       </w:r>
       <w:r>
         <w:rPr>
@@ -1704,11 +1959,11 @@
         <w:t>type</w:t>
       </w:r>
       <w:r>
-        <w:t xml:space="preserve"> consisting of deletions of 1 to 4 Ts in various flanking contexts. Both the 476 and the 89-type classifications show that deletions of T are most often associated with a flanking A, which one might speculate is related to the adenine adducts caused by AA. These adenine adducts are also thought to be responsible for the </w:t>
+        <w:t xml:space="preserve"> consisting of deletions of 1 to 4 Ts in various flanking contexts. Both the 476 and the 89-type classifications show that deletions of </w:t>
       </w:r>
       <w:r>
         <w:lastRenderedPageBreak/>
-        <w:t>predominance of A</w:t>
+        <w:t>T are most often associated with a flanking A, which one might speculate is related to the adenine adducts caused by AA. These adenine adducts are also thought to be responsible for the predominance of A</w:t>
       </w:r>
       <w:r>
         <w:rPr>
@@ -1764,8 +2019,8 @@
           <w:iCs/>
         </w:rPr>
       </w:pPr>
-      <w:commentRangeStart w:id="19"/>
-      <w:commentRangeStart w:id="20"/>
+      <w:commentRangeStart w:id="16"/>
+      <w:commentRangeStart w:id="17"/>
       <w:r>
         <w:rPr>
           <w:rFonts w:eastAsia="SimSun"/>
@@ -2014,7 +2269,7 @@
         </w:rPr>
         <w:t>; and (2) InsDel_Aα, defined by 1 bp C deletions from CT (89-category) and more specifically from GCT/TCT (476-category) motifs. Notably, InsDel_Aα is also associated with 2 bp deletions at short repeat sequences.</w:t>
       </w:r>
-      <w:commentRangeEnd w:id="20"/>
+      <w:commentRangeEnd w:id="17"/>
       <w:r>
         <w:rPr>
           <w:rStyle w:val="CommentReference"/>
@@ -2022,9 +2277,9 @@
           <w:sz w:val="24"/>
           <w:szCs w:val="24"/>
         </w:rPr>
-        <w:commentReference w:id="20"/>
-      </w:r>
-      <w:commentRangeEnd w:id="19"/>
+        <w:commentReference w:id="17"/>
+      </w:r>
+      <w:commentRangeEnd w:id="16"/>
       <w:r>
         <w:rPr>
           <w:rStyle w:val="CommentReference"/>
@@ -2032,7 +2287,7 @@
           <w:sz w:val="24"/>
           <w:szCs w:val="24"/>
         </w:rPr>
-        <w:commentReference w:id="19"/>
+        <w:commentReference w:id="16"/>
       </w:r>
     </w:p>
     <w:p>
@@ -2100,8 +2355,8 @@
           <w:szCs w:val="24"/>
         </w:rPr>
       </w:pPr>
-      <w:commentRangeStart w:id="21"/>
-      <w:commentRangeStart w:id="22"/>
+      <w:commentRangeStart w:id="18"/>
+      <w:commentRangeStart w:id="19"/>
       <w:r>
         <w:rPr>
           <w:i/>
@@ -2111,7 +2366,7 @@
         </w:rPr>
         <w:t>Associations between indel signatures and SBS signatures &lt;FOR STEVE TO REVIEW&gt;</w:t>
       </w:r>
-      <w:commentRangeEnd w:id="22"/>
+      <w:commentRangeEnd w:id="19"/>
       <w:r>
         <w:rPr>
           <w:rStyle w:val="CommentReference"/>
@@ -2120,9 +2375,9 @@
           <w:sz w:val="24"/>
           <w:szCs w:val="24"/>
         </w:rPr>
-        <w:commentReference w:id="22"/>
-      </w:r>
-      <w:commentRangeEnd w:id="21"/>
+        <w:commentReference w:id="19"/>
+      </w:r>
+      <w:commentRangeEnd w:id="18"/>
       <w:r>
         <w:rPr>
           <w:rStyle w:val="CommentReference"/>
@@ -2131,7 +2386,7 @@
           <w:sz w:val="24"/>
           <w:szCs w:val="24"/>
         </w:rPr>
-        <w:commentReference w:id="21"/>
+        <w:commentReference w:id="18"/>
       </w:r>
     </w:p>
     <w:p>
@@ -2729,11 +2984,11 @@
       <w:r>
         <w:t xml:space="preserve">Cells with RNase H2 deficiency cannot efficiently remove ribonucleotides that had previously been incorporated into genomic DNA, and this sets the stage for topoisomerase-1 (TOP1) associated mutagenesis. This was previously proposed to generate indel signature ID4 </w:t>
       </w:r>
-      <w:bookmarkStart w:id="23" w:name="ZOTERO_BREF_xeDB1zkV4c3y"/>
+      <w:bookmarkStart w:id="20" w:name="ZOTERO_BREF_xeDB1zkV4c3y"/>
       <w:r>
         <w:t>(Jin et al. 2024a; Reijns et al. 2022; Koh et al. 2025)</w:t>
       </w:r>
-      <w:bookmarkEnd w:id="23"/>
+      <w:bookmarkEnd w:id="20"/>
       <w:r>
         <w:t xml:space="preserve">. However, we detected a new indel signature, InsDel_F, which better corresponds to RNase H2 deficiency experimental data than </w:t>
       </w:r>
@@ -2778,7 +3033,7 @@
         </w:rPr>
         <w:t xml:space="preserve"> </w:t>
       </w:r>
-      <w:commentRangeStart w:id="24"/>
+      <w:commentRangeStart w:id="21"/>
       <w:r>
         <w:rPr>
           <w:rFonts w:eastAsia="SimSun" w:hint="eastAsia"/>
@@ -2792,7 +3047,7 @@
         </w:rPr>
         <w:t>Figure S5</w:t>
       </w:r>
-      <w:commentRangeEnd w:id="24"/>
+      <w:commentRangeEnd w:id="21"/>
       <w:r>
         <w:rPr>
           <w:rStyle w:val="CommentReference"/>
@@ -2800,7 +3055,7 @@
           <w:sz w:val="24"/>
           <w:szCs w:val="24"/>
         </w:rPr>
-        <w:commentReference w:id="24"/>
+        <w:commentReference w:id="21"/>
       </w:r>
       <w:r>
         <w:rPr>
@@ -3123,15 +3378,15 @@
         <w:lastRenderedPageBreak/>
         <w:t xml:space="preserve">We also investigated the genome-wide topographical features associated with indel signatures, including transcriptional strand bias, replication strand bias, genic distribution, and replication timing. </w:t>
       </w:r>
-      <w:commentRangeStart w:id="25"/>
-      <w:commentRangeStart w:id="26"/>
+      <w:commentRangeStart w:id="22"/>
+      <w:commentRangeStart w:id="23"/>
       <w:r>
         <w:rPr>
           <w:rFonts w:eastAsiaTheme="minorEastAsia"/>
         </w:rPr>
         <w:t xml:space="preserve">Notably, because the COSMIC catalog does not provide such topographical annotations for many indel signatures, our analysis in this large cohort helps fill an important gap in the current knowledge base. </w:t>
       </w:r>
-      <w:commentRangeEnd w:id="26"/>
+      <w:commentRangeEnd w:id="23"/>
       <w:r>
         <w:rPr>
           <w:rStyle w:val="CommentReference"/>
@@ -3139,9 +3394,9 @@
           <w:sz w:val="24"/>
           <w:szCs w:val="24"/>
         </w:rPr>
-        <w:commentReference w:id="26"/>
-      </w:r>
-      <w:commentRangeEnd w:id="25"/>
+        <w:commentReference w:id="23"/>
+      </w:r>
+      <w:commentRangeEnd w:id="22"/>
       <w:r>
         <w:rPr>
           <w:rStyle w:val="CommentReference"/>
@@ -3149,7 +3404,7 @@
           <w:sz w:val="24"/>
           <w:szCs w:val="24"/>
         </w:rPr>
-        <w:commentReference w:id="25"/>
+        <w:commentReference w:id="22"/>
       </w:r>
       <w:r>
         <w:rPr>
@@ -4719,7 +4974,7 @@
       <w:pPr>
         <w:pStyle w:val="Bibliography1"/>
       </w:pPr>
-      <w:bookmarkStart w:id="27" w:name="ZOTERO_BREF_LiVs887hgA47"/>
+      <w:bookmarkStart w:id="24" w:name="ZOTERO_BREF_LiVs887hgA47"/>
       <w:r>
         <w:t xml:space="preserve">Alexandrov, Ludmil B., Young Seok Ju, Kerstin Haase, et al. 2016. ‘Mutational Signatures Associated with Tobacco Smoking in Human Cancer’. </w:t>
       </w:r>
@@ -5144,7 +5399,7 @@
       <w:r>
         <w:t xml:space="preserve"> 52 (11): 1189–97. https://doi.org/10.1038/s41588-020-0692-4.</w:t>
       </w:r>
-      <w:bookmarkEnd w:id="27"/>
+      <w:bookmarkEnd w:id="24"/>
     </w:p>
     <w:p/>
     <w:p>
@@ -19144,7 +19399,7 @@
 
 <file path=word/comments.xml><?xml version="1.0" encoding="utf-8"?>
 <w:comments xmlns:wpc="http://schemas.microsoft.com/office/word/2010/wordprocessingCanvas" xmlns:cx="http://schemas.microsoft.com/office/drawing/2014/chartex" xmlns:cx1="http://schemas.microsoft.com/office/drawing/2015/9/8/chartex" xmlns:cx2="http://schemas.microsoft.com/office/drawing/2015/10/21/chartex" xmlns:cx3="http://schemas.microsoft.com/office/drawing/2016/5/9/chartex" xmlns:cx4="http://schemas.microsoft.com/office/drawing/2016/5/10/chartex" xmlns:cx5="http://schemas.microsoft.com/office/drawing/2016/5/11/chartex" xmlns:cx6="http://schemas.microsoft.com/office/drawing/2016/5/12/chartex" xmlns:cx7="http://schemas.microsoft.com/office/drawing/2016/5/13/chartex" xmlns:cx8="http://schemas.microsoft.com/office/drawing/2016/5/14/chartex" xmlns:mc="http://schemas.openxmlformats.org/markup-compatibility/2006" xmlns:aink="http://schemas.microsoft.com/office/drawing/2016/ink" xmlns:am3d="http://schemas.microsoft.com/office/drawing/2017/model3d" xmlns:o="urn:schemas-microsoft-com:office:office" xmlns:oel="http://schemas.microsoft.com/office/2019/extlst" xmlns:r="http://schemas.openxmlformats.org/officeDocument/2006/relationships" xmlns:m="http://schemas.openxmlformats.org/officeDocument/2006/math" xmlns:v="urn:schemas-microsoft-com:vml" xmlns:wp14="http://schemas.microsoft.com/office/word/2010/wordprocessingDrawing" xmlns:wp="http://schemas.openxmlformats.org/drawingml/2006/wordprocessingDrawing" xmlns:w10="urn:schemas-microsoft-com:office:word" xmlns:w="http://schemas.openxmlformats.org/wordprocessingml/2006/main" xmlns:w14="http://schemas.microsoft.com/office/word/2010/wordml" xmlns:w15="http://schemas.microsoft.com/office/word/2012/wordml" xmlns:w16cex="http://schemas.microsoft.com/office/word/2018/wordml/cex" xmlns:w16cid="http://schemas.microsoft.com/office/word/2016/wordml/cid" xmlns:w16="http://schemas.microsoft.com/office/word/2018/wordml" xmlns:w16du="http://schemas.microsoft.com/office/word/2023/wordml/word16du" xmlns:w16sdtdh="http://schemas.microsoft.com/office/word/2020/wordml/sdtdatahash" xmlns:w16sdtfl="http://schemas.microsoft.com/office/word/2024/wordml/sdtformatlock" xmlns:w16se="http://schemas.microsoft.com/office/word/2015/wordml/symex" xmlns:wpg="http://schemas.microsoft.com/office/word/2010/wordprocessingGroup" xmlns:wpi="http://schemas.microsoft.com/office/word/2010/wordprocessingInk" xmlns:wne="http://schemas.microsoft.com/office/word/2006/wordml" xmlns:wps="http://schemas.microsoft.com/office/word/2010/wordprocessingShape" mc:Ignorable="w14 w15 w16se w16cid w16 w16cex w16sdtdh w16sdtfl w16du wp14">
-  <w:comment w:id="13" w:author="Mo Liu" w:date="2026-05-25T16:05:00Z" w:initials="ML">
+  <w:comment w:id="17" w:author="Mo Liu" w:date="2026-05-16T08:47:00Z" w:initials="ML">
     <w:p>
       <w:pPr>
         <w:spacing w:after="0" w:line="240" w:lineRule="auto"/>
@@ -19158,11 +19413,11 @@
           <w:sz w:val="22"/>
           <w:szCs w:val="22"/>
         </w:rPr>
-        <w:t>Citation?</w:t>
+        <w:t>Steve to review this paragraph.</w:t>
       </w:r>
     </w:p>
   </w:comment>
-  <w:comment w:id="12" w:author="Mo Liu" w:date="2026-05-25T16:05:00Z" w:initials="ML">
+  <w:comment w:id="16" w:author="Mo Liu" w:date="2026-05-16T08:47:00Z" w:initials="ML">
     <w:p>
       <w:pPr>
         <w:spacing w:after="0" w:line="240" w:lineRule="auto"/>
@@ -19176,11 +19431,11 @@
           <w:sz w:val="22"/>
           <w:szCs w:val="22"/>
         </w:rPr>
-        <w:t>Citation?</w:t>
+        <w:t>Steve to review this paragraph.</w:t>
       </w:r>
     </w:p>
   </w:comment>
-  <w:comment w:id="20" w:author="Mo Liu" w:date="2026-05-16T08:47:00Z" w:initials="ML">
+  <w:comment w:id="19" w:author="Mo Liu" w:date="2026-05-20T09:26:00Z" w:initials="ML">
     <w:p>
       <w:pPr>
         <w:spacing w:after="0" w:line="240" w:lineRule="auto"/>
@@ -19194,11 +19449,11 @@
           <w:sz w:val="22"/>
           <w:szCs w:val="22"/>
         </w:rPr>
-        <w:t>Steve to review this paragraph.</w:t>
+        <w:t>I added cancer type enrichment plot to Figure 5</w:t>
       </w:r>
     </w:p>
   </w:comment>
-  <w:comment w:id="19" w:author="Mo Liu" w:date="2026-05-16T08:47:00Z" w:initials="ML">
+  <w:comment w:id="18" w:author="Mo Liu" w:date="2026-05-20T09:26:00Z" w:initials="ML">
     <w:p>
       <w:pPr>
         <w:spacing w:after="0" w:line="240" w:lineRule="auto"/>
@@ -19212,11 +19467,28 @@
           <w:sz w:val="22"/>
           <w:szCs w:val="22"/>
         </w:rPr>
-        <w:t>Steve to review this paragraph.</w:t>
+        <w:t>I added cancer type enrichment plot to Figure 5</w:t>
       </w:r>
     </w:p>
   </w:comment>
-  <w:comment w:id="22" w:author="Mo Liu" w:date="2026-05-20T09:26:00Z" w:initials="ML">
+  <w:comment w:id="21" w:author="Mo Liu" w:date="2026-05-26T08:41:00Z" w:initials="ML">
+    <w:p>
+      <w:pPr>
+        <w:pStyle w:val="CommentText"/>
+        <w:ind w:firstLine="0"/>
+      </w:pPr>
+      <w:r>
+        <w:rPr>
+          <w:rStyle w:val="CommentReference"/>
+        </w:rPr>
+        <w:annotationRef/>
+      </w:r>
+      <w:r>
+        <w:t>Correction: S5 now is the RNaseH2 null models from Reijn’s paper. We can keep S5</w:t>
+      </w:r>
+    </w:p>
+  </w:comment>
+  <w:comment w:id="23" w:author="Mo Liu" w:date="2026-05-25T13:45:00Z" w:initials="ML">
     <w:p>
       <w:pPr>
         <w:spacing w:after="0" w:line="240" w:lineRule="auto"/>
@@ -19230,64 +19502,11 @@
           <w:sz w:val="22"/>
           <w:szCs w:val="22"/>
         </w:rPr>
-        <w:t>I added cancer type enrichment plot to Figure 5</w:t>
+        <w:t>This is true. But not sure if this worths mentioning?</w:t>
       </w:r>
     </w:p>
   </w:comment>
-  <w:comment w:id="21" w:author="Mo Liu" w:date="2026-05-20T09:26:00Z" w:initials="ML">
-    <w:p>
-      <w:pPr>
-        <w:spacing w:after="0" w:line="240" w:lineRule="auto"/>
-      </w:pPr>
-      <w:r>
-        <w:annotationRef/>
-      </w:r>
-      <w:r>
-        <w:rPr>
-          <w:rFonts w:ascii="Calibri" w:eastAsia="SimSun" w:hAnsi="Calibri" w:cs="Noto Sans Arabic UI"/>
-          <w:sz w:val="22"/>
-          <w:szCs w:val="22"/>
-        </w:rPr>
-        <w:t>I added cancer type enrichment plot to Figure 5</w:t>
-      </w:r>
-    </w:p>
-  </w:comment>
-  <w:comment w:id="24" w:author="Mo Liu" w:date="2026-05-26T08:41:00Z" w:initials="ML">
-    <w:p>
-      <w:pPr>
-        <w:pStyle w:val="CommentText"/>
-        <w:ind w:firstLine="0"/>
-      </w:pPr>
-      <w:r>
-        <w:rPr>
-          <w:rStyle w:val="CommentReference"/>
-        </w:rPr>
-        <w:annotationRef/>
-      </w:r>
-      <w:r>
-        <w:t>Correction: S5 now is the RNaseH2 null models from Reijn’s paper. We can keep S5</w:t>
-      </w:r>
-    </w:p>
-  </w:comment>
-  <w:comment w:id="26" w:author="Mo Liu" w:date="2026-05-25T13:45:00Z" w:initials="ML">
-    <w:p>
-      <w:pPr>
-        <w:spacing w:after="0" w:line="240" w:lineRule="auto"/>
-      </w:pPr>
-      <w:r>
-        <w:annotationRef/>
-      </w:r>
-      <w:r>
-        <w:rPr>
-          <w:rFonts w:ascii="Calibri" w:eastAsia="SimSun" w:hAnsi="Calibri" w:cs="Noto Sans Arabic UI"/>
-          <w:sz w:val="22"/>
-          <w:szCs w:val="22"/>
-        </w:rPr>
-        <w:t>This is true. But not sure if this worths mentioning?</w:t>
-      </w:r>
-    </w:p>
-  </w:comment>
-  <w:comment w:id="25" w:author="Mo Liu" w:date="2026-05-25T13:45:00Z" w:initials="ML">
+  <w:comment w:id="22" w:author="Mo Liu" w:date="2026-05-25T13:45:00Z" w:initials="ML">
     <w:p>
       <w:pPr>
         <w:spacing w:after="0" w:line="240" w:lineRule="auto"/>
@@ -19310,8 +19529,6 @@
 
 <file path=word/commentsExtended.xml><?xml version="1.0" encoding="utf-8"?>
 <w15:commentsEx xmlns:wpc="http://schemas.microsoft.com/office/word/2010/wordprocessingCanvas" xmlns:cx="http://schemas.microsoft.com/office/drawing/2014/chartex" xmlns:cx1="http://schemas.microsoft.com/office/drawing/2015/9/8/chartex" xmlns:cx2="http://schemas.microsoft.com/office/drawing/2015/10/21/chartex" xmlns:cx3="http://schemas.microsoft.com/office/drawing/2016/5/9/chartex" xmlns:cx4="http://schemas.microsoft.com/office/drawing/2016/5/10/chartex" xmlns:cx5="http://schemas.microsoft.com/office/drawing/2016/5/11/chartex" xmlns:cx6="http://schemas.microsoft.com/office/drawing/2016/5/12/chartex" xmlns:cx7="http://schemas.microsoft.com/office/drawing/2016/5/13/chartex" xmlns:cx8="http://schemas.microsoft.com/office/drawing/2016/5/14/chartex" xmlns:mc="http://schemas.openxmlformats.org/markup-compatibility/2006" xmlns:aink="http://schemas.microsoft.com/office/drawing/2016/ink" xmlns:am3d="http://schemas.microsoft.com/office/drawing/2017/model3d" xmlns:o="urn:schemas-microsoft-com:office:office" xmlns:oel="http://schemas.microsoft.com/office/2019/extlst" xmlns:r="http://schemas.openxmlformats.org/officeDocument/2006/relationships" xmlns:m="http://schemas.openxmlformats.org/officeDocument/2006/math" xmlns:v="urn:schemas-microsoft-com:vml" xmlns:wp14="http://schemas.microsoft.com/office/word/2010/wordprocessingDrawing" xmlns:wp="http://schemas.openxmlformats.org/drawingml/2006/wordprocessingDrawing" xmlns:w10="urn:schemas-microsoft-com:office:word" xmlns:w="http://schemas.openxmlformats.org/wordprocessingml/2006/main" xmlns:w14="http://schemas.microsoft.com/office/word/2010/wordml" xmlns:w15="http://schemas.microsoft.com/office/word/2012/wordml" xmlns:w16cex="http://schemas.microsoft.com/office/word/2018/wordml/cex" xmlns:w16cid="http://schemas.microsoft.com/office/word/2016/wordml/cid" xmlns:w16="http://schemas.microsoft.com/office/word/2018/wordml" xmlns:w16du="http://schemas.microsoft.com/office/word/2023/wordml/word16du" xmlns:w16sdtdh="http://schemas.microsoft.com/office/word/2020/wordml/sdtdatahash" xmlns:w16sdtfl="http://schemas.microsoft.com/office/word/2024/wordml/sdtformatlock" xmlns:w16se="http://schemas.microsoft.com/office/word/2015/wordml/symex" xmlns:wpg="http://schemas.microsoft.com/office/word/2010/wordprocessingGroup" xmlns:wpi="http://schemas.microsoft.com/office/word/2010/wordprocessingInk" xmlns:wne="http://schemas.microsoft.com/office/word/2006/wordml" xmlns:wps="http://schemas.microsoft.com/office/word/2010/wordprocessingShape" mc:Ignorable="w14 w15 w16se w16cid w16 w16cex w16sdtdh w16sdtfl w16du wp14">
-  <w15:commentEx w15:paraId="62A776D7" w15:done="0"/>
-  <w15:commentEx w15:paraId="2220C266" w15:done="0"/>
   <w15:commentEx w15:paraId="4D871329" w15:done="0"/>
   <w15:commentEx w15:paraId="5DCE7B66" w15:done="0"/>
   <w15:commentEx w15:paraId="51F6EBCD" w15:done="0"/>
@@ -19330,8 +19547,6 @@
 
 <file path=word/commentsIds.xml><?xml version="1.0" encoding="utf-8"?>
 <w16cid:commentsIds xmlns:wpc="http://schemas.microsoft.com/office/word/2010/wordprocessingCanvas" xmlns:cx="http://schemas.microsoft.com/office/drawing/2014/chartex" xmlns:cx1="http://schemas.microsoft.com/office/drawing/2015/9/8/chartex" xmlns:cx2="http://schemas.microsoft.com/office/drawing/2015/10/21/chartex" xmlns:cx3="http://schemas.microsoft.com/office/drawing/2016/5/9/chartex" xmlns:cx4="http://schemas.microsoft.com/office/drawing/2016/5/10/chartex" xmlns:cx5="http://schemas.microsoft.com/office/drawing/2016/5/11/chartex" xmlns:cx6="http://schemas.microsoft.com/office/drawing/2016/5/12/chartex" xmlns:cx7="http://schemas.microsoft.com/office/drawing/2016/5/13/chartex" xmlns:cx8="http://schemas.microsoft.com/office/drawing/2016/5/14/chartex" xmlns:mc="http://schemas.openxmlformats.org/markup-compatibility/2006" xmlns:aink="http://schemas.microsoft.com/office/drawing/2016/ink" xmlns:am3d="http://schemas.microsoft.com/office/drawing/2017/model3d" xmlns:o="urn:schemas-microsoft-com:office:office" xmlns:oel="http://schemas.microsoft.com/office/2019/extlst" xmlns:r="http://schemas.openxmlformats.org/officeDocument/2006/relationships" xmlns:m="http://schemas.openxmlformats.org/officeDocument/2006/math" xmlns:v="urn:schemas-microsoft-com:vml" xmlns:wp14="http://schemas.microsoft.com/office/word/2010/wordprocessingDrawing" xmlns:wp="http://schemas.openxmlformats.org/drawingml/2006/wordprocessingDrawing" xmlns:w10="urn:schemas-microsoft-com:office:word" xmlns:w="http://schemas.openxmlformats.org/wordprocessingml/2006/main" xmlns:w14="http://schemas.microsoft.com/office/word/2010/wordml" xmlns:w15="http://schemas.microsoft.com/office/word/2012/wordml" xmlns:w16cex="http://schemas.microsoft.com/office/word/2018/wordml/cex" xmlns:w16cid="http://schemas.microsoft.com/office/word/2016/wordml/cid" xmlns:w16="http://schemas.microsoft.com/office/word/2018/wordml" xmlns:w16du="http://schemas.microsoft.com/office/word/2023/wordml/word16du" xmlns:w16sdtdh="http://schemas.microsoft.com/office/word/2020/wordml/sdtdatahash" xmlns:w16sdtfl="http://schemas.microsoft.com/office/word/2024/wordml/sdtformatlock" xmlns:w16se="http://schemas.microsoft.com/office/word/2015/wordml/symex" xmlns:wpg="http://schemas.microsoft.com/office/word/2010/wordprocessingGroup" xmlns:wpi="http://schemas.microsoft.com/office/word/2010/wordprocessingInk" xmlns:wne="http://schemas.microsoft.com/office/word/2006/wordml" xmlns:wps="http://schemas.microsoft.com/office/word/2010/wordprocessingShape" mc:Ignorable="w14 w15 w16se w16cid w16 w16cex w16sdtdh w16sdtfl w16du wp14">
-  <w16cid:commentId w16cid:paraId="62A776D7" w16cid:durableId="05C20496"/>
-  <w16cid:commentId w16cid:paraId="2220C266" w16cid:durableId="2DC022B0"/>
   <w16cid:commentId w16cid:paraId="4D871329" w16cid:durableId="40A0C475"/>
   <w16cid:commentId w16cid:paraId="5DCE7B66" w16cid:durableId="2DC022B1"/>
   <w16cid:commentId w16cid:paraId="51F6EBCD" w16cid:durableId="28C82F79"/>

--- a/ms-2026-05-27v2.docx
+++ b/ms-2026-05-27v2.docx
@@ -1601,10 +1601,7 @@
         <w:ind w:firstLine="720"/>
       </w:pPr>
       <w:r>
-        <w:t xml:space="preserve">Like deletions of single T bases from long poly-T tracts, </w:t>
-      </w:r>
-      <w:r>
-        <w:t xml:space="preserve">insertions of single T bases into tracts of </w:t>
+        <w:t xml:space="preserve">Like deletions of single T bases from long poly-T tracts, insertions of single T bases into tracts of </w:t>
       </w:r>
       <w:r>
         <w:rPr>
@@ -1613,10 +1610,7 @@
         <w:t>≥</w:t>
       </w:r>
       <w:r>
-        <w:t xml:space="preserve"> 5 Ts</w:t>
-      </w:r>
-      <w:r>
-        <w:t xml:space="preserve"> also showed that</w:t>
+        <w:t xml:space="preserve"> 5 Ts also showed that</w:t>
       </w:r>
       <w:r>
         <w:t xml:space="preserve"> the 89 and 476-type systems distinguish signatures that the 83</w:t>
@@ -1631,10 +1625,7 @@
         <w:t xml:space="preserve">classification </w:t>
       </w:r>
       <w:r>
-        <w:t>does not. In the data we analyzed there were 3.3 million insertion</w:t>
-      </w:r>
-      <w:r>
-        <w:t xml:space="preserve">s of single T bases into tracts of </w:t>
+        <w:t xml:space="preserve">does not. In the data we analyzed there were 3.3 million insertions of single T bases into tracts of </w:t>
       </w:r>
       <w:r>
         <w:rPr>
@@ -1643,10 +1634,7 @@
         <w:t>≥</w:t>
       </w:r>
       <w:r>
-        <w:t xml:space="preserve"> 5 Ts</w:t>
-      </w:r>
-      <w:r>
-        <w:t>,</w:t>
+        <w:t xml:space="preserve"> 5 Ts,</w:t>
       </w:r>
       <w:r>
         <w:t xml:space="preserve"> </w:t>
@@ -4481,7 +4469,13 @@
         <w:t>83-type</w:t>
       </w:r>
       <w:r>
-        <w:t xml:space="preserve"> signature for the two dataset (real and simulated data) were different, the relative trend for real data comparing the simulated data was the final trend for the </w:t>
+        <w:t xml:space="preserve"> signature for the two dataset</w:t>
+      </w:r>
+      <w:r>
+        <w:t>s</w:t>
+      </w:r>
+      <w:r>
+        <w:t xml:space="preserve"> (real and simulated data) were different, the relative trend for real data comparing the simulated data was the final trend for the </w:t>
       </w:r>
       <w:r>
         <w:rPr>
@@ -4503,31 +4497,35 @@
       </w:r>
     </w:p>
     <w:p>
+      <m:oMathPara>
+        <m:oMath>
+          <m:r>
+            <w:rPr>
+              <w:rFonts w:ascii="Cambria Math" w:hAnsi="Cambria Math"/>
+            </w:rPr>
+            <m:t>lm( R ~ S+</m:t>
+          </m:r>
+          <m:r>
+            <w:rPr>
+              <w:rFonts w:ascii="Cambria Math" w:hAnsi="Cambria Math" w:hint="eastAsia"/>
+            </w:rPr>
+            <m:t>c</m:t>
+          </m:r>
+          <m:r>
+            <w:rPr>
+              <w:rFonts w:ascii="Cambria Math" w:hAnsi="Cambria Math"/>
+            </w:rPr>
+            <m:t>)</m:t>
+          </m:r>
+        </m:oMath>
+      </m:oMathPara>
+    </w:p>
+    <w:p>
       <w:pPr>
         <w:rPr>
           <w:rFonts w:eastAsia="SimSun"/>
         </w:rPr>
       </w:pPr>
-      <m:oMath>
-        <m:r>
-          <w:rPr>
-            <w:rFonts w:ascii="Cambria Math" w:hAnsi="Cambria Math"/>
-          </w:rPr>
-          <m:t>lm( R ~ S+</m:t>
-        </m:r>
-        <m:r>
-          <w:rPr>
-            <w:rFonts w:ascii="Cambria Math" w:hAnsi="Cambria Math" w:hint="eastAsia"/>
-          </w:rPr>
-          <m:t>c</m:t>
-        </m:r>
-        <m:r>
-          <w:rPr>
-            <w:rFonts w:ascii="Cambria Math" w:hAnsi="Cambria Math"/>
-          </w:rPr>
-          <m:t>)</m:t>
-        </m:r>
-      </m:oMath>
       <w:r>
         <w:t xml:space="preserve">Similarly, the final trend of an </w:t>
       </w:r>
